--- a/블로그글작성/판례/물환경_대법원_시리즈/판례_대법원2015두752_시행규칙에없는유형이라도부실영업이면처분대상입니다.docx
+++ b/블로그글작성/판례/물환경_대법원_시리즈/판례_대법원2015두752_시행규칙에없는유형이라도부실영업이면처분대상입니다.docx
@@ -599,6 +599,13 @@
           <w:rFonts w:ascii="맑은 고딕" w:hAnsi="맑은 고딕" w:eastAsia="맑은 고딕" w:cs="맑은 고딕"/>
           <w:color w:val="000000"/>
         </w:rPr>
+        <w:br/>
+      </w:r>
+      <w:r>
+        <w:rPr>
+          <w:rFonts w:ascii="맑은 고딕" w:hAnsi="맑은 고딕" w:eastAsia="맑은 고딕" w:cs="맑은 고딕"/>
+          <w:color w:val="000000"/>
+        </w:rPr>
         <w:t>② 원고가 정상적으로 폐수를 처리하는 과정은 폭기조에서 생물학적 처리를 거친 폐수를 침전조와 여과시설을 거쳐 최종방류구로 배출하는 것이었다.</w:t>
       </w:r>
       <w:r>
@@ -613,6 +620,13 @@
           <w:rFonts w:ascii="맑은 고딕" w:hAnsi="맑은 고딕" w:eastAsia="맑은 고딕" w:cs="맑은 고딕"/>
           <w:color w:val="000000"/>
         </w:rPr>
+        <w:br/>
+      </w:r>
+      <w:r>
+        <w:rPr>
+          <w:rFonts w:ascii="맑은 고딕" w:hAnsi="맑은 고딕" w:eastAsia="맑은 고딕" w:cs="맑은 고딕"/>
+          <w:color w:val="000000"/>
+        </w:rPr>
         <w:t>③ 원고는 2011. 8. 8.경부터 기존 가지관을 통해 폐수를 곧바로 최종방류구로 무단 배출하다가, 가지관의 관경이 협소하자 2011. 10.경부터 이동식 임시호스를 설치하여 배출하였다.</w:t>
       </w:r>
       <w:r>
@@ -627,7 +641,21 @@
           <w:rFonts w:ascii="맑은 고딕" w:hAnsi="맑은 고딕" w:eastAsia="맑은 고딕" w:cs="맑은 고딕"/>
           <w:color w:val="000000"/>
         </w:rPr>
+        <w:br/>
+      </w:r>
+      <w:r>
+        <w:rPr>
+          <w:rFonts w:ascii="맑은 고딕" w:hAnsi="맑은 고딕" w:eastAsia="맑은 고딕" w:cs="맑은 고딕"/>
+          <w:color w:val="000000"/>
+        </w:rPr>
         <w:t>④ 다시 2011. 11. 17.경 이후에는 기존 가지관을 철거하고 그 대신 설치한 넓은 관경의 새로운 가지관을 통해 폐수를 무단 배출하였다.</w:t>
+      </w:r>
+      <w:r>
+        <w:rPr>
+          <w:rFonts w:ascii="맑은 고딕" w:hAnsi="맑은 고딕" w:eastAsia="맑은 고딕" w:cs="맑은 고딕"/>
+          <w:color w:val="000000"/>
+        </w:rPr>
+        <w:br/>
       </w:r>
       <w:r>
         <w:rPr>
@@ -680,6 +708,7 @@
         <w:rPr>
           <w:rFonts w:ascii="맑은 고딕" w:hAnsi="맑은 고딕" w:eastAsia="맑은 고딕" w:cs="맑은 고딕"/>
           <w:color w:val="000000"/>
+          <w:u w:val="single"/>
         </w:rPr>
         <w:t>이 사건의 쟁점은, 구 수질수생태계법이 정한 ‘고의 또는 중대한 과실로 폐수처리영업을 부실하게 한 경우’에 해당하는지 판단하는 기준과, 시행규칙이 정한 ‘폐수처리에 필요하지 아니한 배관을 설치한 경우’에 해당하지 않으면 당연히 위 처분요건에도 해당하지 않는다고 볼 수 있는지 여부이다.</w:t>
       </w:r>
@@ -719,7 +748,9 @@
       <w:r>
         <w:rPr>
           <w:rFonts w:ascii="맑은 고딕" w:hAnsi="맑은 고딕" w:eastAsia="맑은 고딕" w:cs="맑은 고딕"/>
-          <w:color w:val="000000"/>
+          <w:b/>
+          <w:color w:val="000000"/>
+          <w:u w:val="single"/>
         </w:rPr>
         <w:t>① 원심의 판단 원심은 시행규칙 조항의 의미를 ‘설치 당시를 기준으로 폐수처리에 필요하지 아니한 배관을 설치한 경우’에 한정된다고 해석한 다음, 시행규칙 조항에 해당하지 않는 행위는 법률상 처분요건에도 해당할 수 없다는 전제에서, 추가된 처분사유는 당초 처분사유와 기본적 사실관계를 달리한다고 보아 영업정지처분이 위법하다고 판단하였다.</w:t>
       </w:r>
@@ -735,6 +766,13 @@
           <w:rFonts w:ascii="맑은 고딕" w:hAnsi="맑은 고딕" w:eastAsia="맑은 고딕" w:cs="맑은 고딕"/>
           <w:color w:val="000000"/>
         </w:rPr>
+        <w:br/>
+      </w:r>
+      <w:r>
+        <w:rPr>
+          <w:rFonts w:ascii="맑은 고딕" w:hAnsi="맑은 고딕" w:eastAsia="맑은 고딕" w:cs="맑은 고딕"/>
+          <w:color w:val="000000"/>
+        </w:rPr>
         <w:t>② 대법원의 판단 그러나 원심의 판단은 다음과 같은 이유로 수긍하기 어렵다.</w:t>
       </w:r>
       <w:r>
@@ -749,6 +787,15 @@
           <w:rFonts w:ascii="맑은 고딕" w:hAnsi="맑은 고딕" w:eastAsia="맑은 고딕" w:cs="맑은 고딕"/>
           <w:color w:val="000000"/>
         </w:rPr>
+        <w:br/>
+      </w:r>
+      <w:r>
+        <w:rPr>
+          <w:rFonts w:ascii="맑은 고딕" w:hAnsi="맑은 고딕" w:eastAsia="맑은 고딕" w:cs="맑은 고딕"/>
+          <w:b/>
+          <w:color w:val="000000"/>
+          <w:u w:val="single"/>
+        </w:rPr>
         <w:t>③ 구 수질수생태계법 제64조 제2항은 폐수처리업자가 ‘고의 또는 중대한 과실로 폐수처리영업을 부실하게 한 경우’ 등록을 취소하거나 6개월 이내의 영업정지를 명할 수 있다고 규정하고, 제71조는 이 법 또는 이 법에 의한 명령을 위반한 행위에 대한 행정처분의 기준을 환경부령으로 정하도록 위임하고 있다.</w:t>
       </w:r>
       <w:r>
@@ -763,6 +810,13 @@
           <w:rFonts w:ascii="맑은 고딕" w:hAnsi="맑은 고딕" w:eastAsia="맑은 고딕" w:cs="맑은 고딕"/>
           <w:color w:val="000000"/>
         </w:rPr>
+        <w:br/>
+      </w:r>
+      <w:r>
+        <w:rPr>
+          <w:rFonts w:ascii="맑은 고딕" w:hAnsi="맑은 고딕" w:eastAsia="맑은 고딕" w:cs="맑은 고딕"/>
+          <w:color w:val="000000"/>
+        </w:rPr>
         <w:t>④ 이러한 규정의 입법 취지 및 문언 등에 비추어, 법이 환경부령에 위임한 것은 ‘위반한 행위에 대한 행정처분의 기준’일 뿐이고 이는 제재적 처분의 정도와 가중·감경 등에 관한 사항을 의미하는 것이지 처분의 요건까지를 위임한 것으로 볼 수 없다.</w:t>
       </w:r>
       <w:r>
@@ -777,6 +831,15 @@
           <w:rFonts w:ascii="맑은 고딕" w:hAnsi="맑은 고딕" w:eastAsia="맑은 고딕" w:cs="맑은 고딕"/>
           <w:color w:val="000000"/>
         </w:rPr>
+        <w:br/>
+      </w:r>
+      <w:r>
+        <w:rPr>
+          <w:rFonts w:ascii="맑은 고딕" w:hAnsi="맑은 고딕" w:eastAsia="맑은 고딕" w:cs="맑은 고딕"/>
+          <w:b/>
+          <w:color w:val="000000"/>
+          <w:u w:val="single"/>
+        </w:rPr>
         <w:t>⑤ 따라서 시행규칙 조항은 ‘고의 또는 중대한 과실로 폐수처리영업을 부실하게 한 경우’에 해당하는 하나의 유형인 ‘폐수처리에 필요하지 아니한 배관을 설치한 경우’에 대한 처분의 양정에 관한 사항만을 정한 것으로 보아야 한다.</w:t>
       </w:r>
       <w:r>
@@ -791,6 +854,15 @@
           <w:rFonts w:ascii="맑은 고딕" w:hAnsi="맑은 고딕" w:eastAsia="맑은 고딕" w:cs="맑은 고딕"/>
           <w:color w:val="000000"/>
         </w:rPr>
+        <w:br/>
+      </w:r>
+      <w:r>
+        <w:rPr>
+          <w:rFonts w:ascii="맑은 고딕" w:hAnsi="맑은 고딕" w:eastAsia="맑은 고딕" w:cs="맑은 고딕"/>
+          <w:b/>
+          <w:color w:val="000000"/>
+          <w:u w:val="single"/>
+        </w:rPr>
         <w:t>⑥ 그렇다면 어떠한 행위가 법이 정한 ‘고의 또는 중대한 과실로 폐수처리영업을 부실하게 한 경우’에 해당하는지는 행위자의 의도와 목적, 문제된 행위의 태양 및 이로 인하여 초래된 결과의 정도 등 제반사정을 종합적으로 고려하여 처분 요건을 정한 법률의 규정에 포섭되는지를 기준으로 판단하여야 한다.</w:t>
       </w:r>
       <w:r>
@@ -805,6 +877,15 @@
           <w:rFonts w:ascii="맑은 고딕" w:hAnsi="맑은 고딕" w:eastAsia="맑은 고딕" w:cs="맑은 고딕"/>
           <w:color w:val="000000"/>
         </w:rPr>
+        <w:br/>
+      </w:r>
+      <w:r>
+        <w:rPr>
+          <w:rFonts w:ascii="맑은 고딕" w:hAnsi="맑은 고딕" w:eastAsia="맑은 고딕" w:cs="맑은 고딕"/>
+          <w:b/>
+          <w:color w:val="000000"/>
+          <w:u w:val="single"/>
+        </w:rPr>
         <w:t>⑦ 원고는 위반행위 기간 중 정상적인 폐수처리에 필요하지 아니한 배관을 통해 폐수를 무단 배출하였고, 무단 배출할 수 있는 폐수의 양을 증가시킬 의도로 배출의 통로를 변경·확장까지 하였으므로, 원고의 행위는 위 처분요건에 해당한다고 볼 수 있다.</w:t>
       </w:r>
       <w:r>
@@ -818,6 +899,15 @@
         <w:rPr>
           <w:rFonts w:ascii="맑은 고딕" w:hAnsi="맑은 고딕" w:eastAsia="맑은 고딕" w:cs="맑은 고딕"/>
           <w:color w:val="000000"/>
+        </w:rPr>
+        <w:br/>
+      </w:r>
+      <w:r>
+        <w:rPr>
+          <w:rFonts w:ascii="맑은 고딕" w:hAnsi="맑은 고딕" w:eastAsia="맑은 고딕" w:cs="맑은 고딕"/>
+          <w:b/>
+          <w:color w:val="000000"/>
+          <w:u w:val="single"/>
         </w:rPr>
         <w:t>⑧ 또한 추가된 처분사유 중 ‘새로 임시호스와 가지관을 설치하여’라는 부분은 당초 처분사유 중 ‘폐수처리에 필요하지 아니한 배관을 설치하여’라는 부분을 구체적으로 표시하는 것에 불과하여, 기본적 사실관계와 동일성이 없는 새로운 처분사유를 추가하는 것이라고 할 수 없다.</w:t>
       </w:r>
@@ -858,6 +948,7 @@
         <w:rPr>
           <w:rFonts w:ascii="맑은 고딕" w:hAnsi="맑은 고딕" w:eastAsia="맑은 고딕" w:cs="맑은 고딕"/>
           <w:color w:val="000000"/>
+          <w:u w:val="single"/>
         </w:rPr>
         <w:t>① 구 수질 및 수생태계 보전에 관한 법률 제71조가 환경부령에 위임한 것은 ‘위 법 또는 위 법에 의한 명령을 위반한 행위에 대한 행정처분의 기준’일 뿐이고, 이는 규정의 문언상 구 수질수생태계법 위반행위에 대한 제재적 처분의 정도와 가중·감경 등에 관한 사항을 의미하는 것이지 처분의 요건까지를 위임한 것으로 볼 수 없다.</w:t>
       </w:r>
@@ -872,6 +963,15 @@
         <w:rPr>
           <w:rFonts w:ascii="맑은 고딕" w:hAnsi="맑은 고딕" w:eastAsia="맑은 고딕" w:cs="맑은 고딕"/>
           <w:color w:val="000000"/>
+        </w:rPr>
+        <w:br/>
+      </w:r>
+      <w:r>
+        <w:rPr>
+          <w:rFonts w:ascii="맑은 고딕" w:hAnsi="맑은 고딕" w:eastAsia="맑은 고딕" w:cs="맑은 고딕"/>
+          <w:b/>
+          <w:color w:val="000000"/>
+          <w:u w:val="single"/>
         </w:rPr>
         <w:t>② 따라서 시행규칙 조항은 ‘고의 또는 중대한 과실로 폐수처리영업을 부실하게 한 경우’에 해당하는 하나의 유형인 ‘폐수처리에 필요하지 아니한 배관을 설치한 경우’에 대한 처분의 양정에 관한 사항만을 정한 것으로 보아야 한다. 그렇다면 어떠한 행위가 위 처분요건에 해당하는지는 행위자의 의도와 목적, 문제된 행위의 태양 및 이로 인하여 초래된 결과의 정도 등 제반사정을 종합적으로 고려하여 처분 요건을 정한 법률의 규정에 포섭되는지를 기준으로 판단하여야 하고, 시행규칙 조항에 해당하지 아니한다고 하여 당연히 ‘고의 또는 중대한 과실로 폐수처리영업을 부실하게 한 경우’에 해당하지 않는다고 볼 수는 없다.</w:t>
       </w:r>

--- a/블로그글작성/판례/물환경_대법원_시리즈/판례_대법원2015두752_시행규칙에없는유형이라도부실영업이면처분대상입니다.docx
+++ b/블로그글작성/판례/물환경_대법원_시리즈/판례_대법원2015두752_시행규칙에없는유형이라도부실영업이면처분대상입니다.docx
@@ -16,7 +16,7 @@
           <w:color w:val="000000"/>
           <w:sz w:val="30"/>
         </w:rPr>
-        <w:t>시행규칙에 없는 유형이라도 부실 영업이면 처분 대상입니다</w:t>
+        <w:t>시행규칙에 없는 유형이라도 부실 영업이면 처분 대상입니다. (2015두752)</w:t>
       </w:r>
     </w:p>
     <w:p>
@@ -47,12 +47,6 @@
         </w:rPr>
         <w:t>○ 폐수처리업자가 정상 처리공정을 거치지 않고 가지관·임시호스로 폐수를 무단 배출한 사건입니다. 대법원은 시행규칙 [별표 22]는 처분의 양정만 정한 것이고 처분요건까지 위임한 것이 아니므로, 시행규칙에 열거된 유형에 해당하지 않는다고 하여 곧바로 ‘고의 또는 중대한 과실로 폐수처리영업을 부실하게 한 경우’에 해당하지 않는다고 볼 수 없다고 판단하였습니다.</w:t>
       </w:r>
-    </w:p>
-    <w:p>
-      <w:pPr>
-        <w:autoSpaceDN w:val="0"/>
-        <w:autoSpaceDE w:val="0"/>
-      </w:pPr>
     </w:p>
     <w:p>
       <w:pPr>
@@ -220,12 +214,6 @@
       <w:pPr>
         <w:autoSpaceDN w:val="0"/>
         <w:autoSpaceDE w:val="0"/>
-      </w:pPr>
-    </w:p>
-    <w:p>
-      <w:pPr>
-        <w:autoSpaceDN w:val="0"/>
-        <w:autoSpaceDE w:val="0"/>
         <w:pStyle w:val="2"/>
       </w:pPr>
       <w:r>
@@ -558,6 +546,118 @@
       <w:pPr>
         <w:autoSpaceDN w:val="0"/>
         <w:autoSpaceDE w:val="0"/>
+        <w:pStyle w:val="2"/>
+        <w:spacing w:before="80"/>
+      </w:pPr>
+      <w:r>
+        <w:rPr>
+          <w:rFonts w:ascii="맑은 고딕" w:hAnsi="맑은 고딕" w:eastAsia="맑은 고딕" w:cs="맑은 고딕"/>
+          <w:color w:val="000000"/>
+        </w:rPr>
+        <w:t>2. 사실관계</w:t>
+      </w:r>
+    </w:p>
+    <w:p>
+      <w:pPr>
+        <w:autoSpaceDN w:val="0"/>
+        <w:autoSpaceDE w:val="0"/>
+      </w:pPr>
+      <w:r>
+        <w:rPr>
+          <w:rFonts w:ascii="맑은 고딕" w:hAnsi="맑은 고딕" w:eastAsia="맑은 고딕" w:cs="맑은 고딕"/>
+          <w:color w:val="000000"/>
+        </w:rPr>
+        <w:t>① 원고는 폐수처리업자로서, 2008. 4. 2. MBR 공법에 의한 폐수처리를 목적으로 피고의 허가를 받아 2계열의 폭기조에 가지관을 설치하였으나, 위 공법에 의한 폐수처리를 하지 아니하기로 하고 2010. 4. 8.경 위 공정을 폐쇄하고 2차 침전조를 변경하는 내용으로 변경허가를 받았다.</w:t>
+      </w:r>
+      <w:r>
+        <w:rPr>
+          <w:rFonts w:ascii="맑은 고딕" w:hAnsi="맑은 고딕" w:eastAsia="맑은 고딕" w:cs="맑은 고딕"/>
+          <w:color w:val="000000"/>
+        </w:rPr>
+        <w:br/>
+      </w:r>
+      <w:r>
+        <w:rPr>
+          <w:rFonts w:ascii="맑은 고딕" w:hAnsi="맑은 고딕" w:eastAsia="맑은 고딕" w:cs="맑은 고딕"/>
+          <w:color w:val="000000"/>
+        </w:rPr>
+        <w:br/>
+      </w:r>
+      <w:r>
+        <w:rPr>
+          <w:rFonts w:ascii="맑은 고딕" w:hAnsi="맑은 고딕" w:eastAsia="맑은 고딕" w:cs="맑은 고딕"/>
+          <w:color w:val="000000"/>
+        </w:rPr>
+        <w:t>② 원고가 정상적으로 폐수를 처리하는 과정은 폭기조에서 생물학적 처리를 거친 폐수를 침전조와 여과시설을 거쳐 최종방류구로 배출하는 것이었다.</w:t>
+      </w:r>
+      <w:r>
+        <w:rPr>
+          <w:rFonts w:ascii="맑은 고딕" w:hAnsi="맑은 고딕" w:eastAsia="맑은 고딕" w:cs="맑은 고딕"/>
+          <w:color w:val="000000"/>
+        </w:rPr>
+        <w:br/>
+      </w:r>
+      <w:r>
+        <w:rPr>
+          <w:rFonts w:ascii="맑은 고딕" w:hAnsi="맑은 고딕" w:eastAsia="맑은 고딕" w:cs="맑은 고딕"/>
+          <w:color w:val="000000"/>
+        </w:rPr>
+        <w:br/>
+      </w:r>
+      <w:r>
+        <w:rPr>
+          <w:rFonts w:ascii="맑은 고딕" w:hAnsi="맑은 고딕" w:eastAsia="맑은 고딕" w:cs="맑은 고딕"/>
+          <w:color w:val="000000"/>
+        </w:rPr>
+        <w:t>③ 원고는 2011. 8. 8.경부터 기존 가지관을 통해 폐수를 곧바로 최종방류구로 무단 배출하다가, 가지관의 관경이 협소하자 2011. 10.경부터 이동식 임시호스를 설치하여 배출하였다.</w:t>
+      </w:r>
+      <w:r>
+        <w:rPr>
+          <w:rFonts w:ascii="맑은 고딕" w:hAnsi="맑은 고딕" w:eastAsia="맑은 고딕" w:cs="맑은 고딕"/>
+          <w:color w:val="000000"/>
+        </w:rPr>
+        <w:br/>
+      </w:r>
+      <w:r>
+        <w:rPr>
+          <w:rFonts w:ascii="맑은 고딕" w:hAnsi="맑은 고딕" w:eastAsia="맑은 고딕" w:cs="맑은 고딕"/>
+          <w:color w:val="000000"/>
+        </w:rPr>
+        <w:br/>
+      </w:r>
+      <w:r>
+        <w:rPr>
+          <w:rFonts w:ascii="맑은 고딕" w:hAnsi="맑은 고딕" w:eastAsia="맑은 고딕" w:cs="맑은 고딕"/>
+          <w:color w:val="000000"/>
+        </w:rPr>
+        <w:t>④ 다시 2011. 11. 17.경 이후에는 기존 가지관을 철거하고 그 대신 설치한 넓은 관경의 새로운 가지관을 통해 폐수를 무단 배출하였다.</w:t>
+      </w:r>
+      <w:r>
+        <w:rPr>
+          <w:rFonts w:ascii="맑은 고딕" w:hAnsi="맑은 고딕" w:eastAsia="맑은 고딕" w:cs="맑은 고딕"/>
+          <w:color w:val="000000"/>
+        </w:rPr>
+        <w:br/>
+      </w:r>
+      <w:r>
+        <w:rPr>
+          <w:rFonts w:ascii="맑은 고딕" w:hAnsi="맑은 고딕" w:eastAsia="맑은 고딕" w:cs="맑은 고딕"/>
+          <w:color w:val="000000"/>
+        </w:rPr>
+        <w:br/>
+      </w:r>
+      <w:r>
+        <w:rPr>
+          <w:rFonts w:ascii="맑은 고딕" w:hAnsi="맑은 고딕" w:eastAsia="맑은 고딕" w:cs="맑은 고딕"/>
+          <w:color w:val="000000"/>
+        </w:rPr>
+        <w:t>⑤ 피고는 원고가 2011. 8. 8.부터 2011. 11. 24.까지 폐수처리에 필요하지 아니한 배관을 설치하여 배출허용기준을 초과한 수질오염물질을 배출하였다는 사유로 영업정지처분을 하였고, 원심에 이르러 위반행위 기간 중 새로 임시호스와 가지관을 설치하여 무단 배출하였다는 사유를 추가로 주장하였다.</w:t>
+      </w:r>
+    </w:p>
+    <w:p>
+      <w:pPr>
+        <w:autoSpaceDN w:val="0"/>
+        <w:autoSpaceDE w:val="0"/>
       </w:pPr>
     </w:p>
     <w:p>
@@ -572,7 +672,7 @@
           <w:rFonts w:ascii="맑은 고딕" w:hAnsi="맑은 고딕" w:eastAsia="맑은 고딕" w:cs="맑은 고딕"/>
           <w:color w:val="000000"/>
         </w:rPr>
-        <w:t>2. 사실관계</w:t>
+        <w:t>3. 쟁점</w:t>
       </w:r>
     </w:p>
     <w:p>
@@ -584,99 +684,10 @@
         <w:rPr>
           <w:rFonts w:ascii="맑은 고딕" w:hAnsi="맑은 고딕" w:eastAsia="맑은 고딕" w:cs="맑은 고딕"/>
           <w:color w:val="000000"/>
-        </w:rPr>
-        <w:t>① 원고는 폐수처리업자로서, 2008. 4. 2. MBR 공법에 의한 폐수처리를 목적으로 피고의 허가를 받아 2계열의 폭기조에 가지관을 설치하였으나, 위 공법에 의한 폐수처리를 하지 아니하기로 하고 2010. 4. 8.경 위 공정을 폐쇄하고 2차 침전조를 변경하는 내용으로 변경허가를 받았다.</w:t>
-      </w:r>
-      <w:r>
-        <w:rPr>
-          <w:rFonts w:ascii="맑은 고딕" w:hAnsi="맑은 고딕" w:eastAsia="맑은 고딕" w:cs="맑은 고딕"/>
-          <w:color w:val="000000"/>
-        </w:rPr>
-        <w:br/>
-      </w:r>
-      <w:r>
-        <w:rPr>
-          <w:rFonts w:ascii="맑은 고딕" w:hAnsi="맑은 고딕" w:eastAsia="맑은 고딕" w:cs="맑은 고딕"/>
-          <w:color w:val="000000"/>
-        </w:rPr>
-        <w:br/>
-      </w:r>
-      <w:r>
-        <w:rPr>
-          <w:rFonts w:ascii="맑은 고딕" w:hAnsi="맑은 고딕" w:eastAsia="맑은 고딕" w:cs="맑은 고딕"/>
-          <w:color w:val="000000"/>
-        </w:rPr>
-        <w:t>② 원고가 정상적으로 폐수를 처리하는 과정은 폭기조에서 생물학적 처리를 거친 폐수를 침전조와 여과시설을 거쳐 최종방류구로 배출하는 것이었다.</w:t>
-      </w:r>
-      <w:r>
-        <w:rPr>
-          <w:rFonts w:ascii="맑은 고딕" w:hAnsi="맑은 고딕" w:eastAsia="맑은 고딕" w:cs="맑은 고딕"/>
-          <w:color w:val="000000"/>
-        </w:rPr>
-        <w:br/>
-      </w:r>
-      <w:r>
-        <w:rPr>
-          <w:rFonts w:ascii="맑은 고딕" w:hAnsi="맑은 고딕" w:eastAsia="맑은 고딕" w:cs="맑은 고딕"/>
-          <w:color w:val="000000"/>
-        </w:rPr>
-        <w:br/>
-      </w:r>
-      <w:r>
-        <w:rPr>
-          <w:rFonts w:ascii="맑은 고딕" w:hAnsi="맑은 고딕" w:eastAsia="맑은 고딕" w:cs="맑은 고딕"/>
-          <w:color w:val="000000"/>
-        </w:rPr>
-        <w:t>③ 원고는 2011. 8. 8.경부터 기존 가지관을 통해 폐수를 곧바로 최종방류구로 무단 배출하다가, 가지관의 관경이 협소하자 2011. 10.경부터 이동식 임시호스를 설치하여 배출하였다.</w:t>
-      </w:r>
-      <w:r>
-        <w:rPr>
-          <w:rFonts w:ascii="맑은 고딕" w:hAnsi="맑은 고딕" w:eastAsia="맑은 고딕" w:cs="맑은 고딕"/>
-          <w:color w:val="000000"/>
-        </w:rPr>
-        <w:br/>
-      </w:r>
-      <w:r>
-        <w:rPr>
-          <w:rFonts w:ascii="맑은 고딕" w:hAnsi="맑은 고딕" w:eastAsia="맑은 고딕" w:cs="맑은 고딕"/>
-          <w:color w:val="000000"/>
-        </w:rPr>
-        <w:br/>
-      </w:r>
-      <w:r>
-        <w:rPr>
-          <w:rFonts w:ascii="맑은 고딕" w:hAnsi="맑은 고딕" w:eastAsia="맑은 고딕" w:cs="맑은 고딕"/>
-          <w:color w:val="000000"/>
-        </w:rPr>
-        <w:t>④ 다시 2011. 11. 17.경 이후에는 기존 가지관을 철거하고 그 대신 설치한 넓은 관경의 새로운 가지관을 통해 폐수를 무단 배출하였다.</w:t>
-      </w:r>
-      <w:r>
-        <w:rPr>
-          <w:rFonts w:ascii="맑은 고딕" w:hAnsi="맑은 고딕" w:eastAsia="맑은 고딕" w:cs="맑은 고딕"/>
-          <w:color w:val="000000"/>
-        </w:rPr>
-        <w:br/>
-      </w:r>
-      <w:r>
-        <w:rPr>
-          <w:rFonts w:ascii="맑은 고딕" w:hAnsi="맑은 고딕" w:eastAsia="맑은 고딕" w:cs="맑은 고딕"/>
-          <w:color w:val="000000"/>
-        </w:rPr>
-        <w:br/>
-      </w:r>
-      <w:r>
-        <w:rPr>
-          <w:rFonts w:ascii="맑은 고딕" w:hAnsi="맑은 고딕" w:eastAsia="맑은 고딕" w:cs="맑은 고딕"/>
-          <w:color w:val="000000"/>
-        </w:rPr>
-        <w:t>⑤ 피고는 원고가 2011. 8. 8.부터 2011. 11. 24.까지 폐수처리에 필요하지 아니한 배관을 설치하여 배출허용기준을 초과한 수질오염물질을 배출하였다는 사유로 영업정지처분을 하였고, 원심에 이르러 위반행위 기간 중 새로 임시호스와 가지관을 설치하여 무단 배출하였다는 사유를 추가로 주장하였다.</w:t>
-      </w:r>
-    </w:p>
-    <w:p>
-      <w:pPr>
-        <w:autoSpaceDN w:val="0"/>
-        <w:autoSpaceDE w:val="0"/>
-      </w:pPr>
+          <w:u w:val="single"/>
+        </w:rPr>
+        <w:t>이 사건의 쟁점은, 구 수질수생태계법이 정한 ‘고의 또는 중대한 과실로 폐수처리영업을 부실하게 한 경우’에 해당하는지 판단하는 기준과, 시행규칙이 정한 ‘폐수처리에 필요하지 아니한 배관을 설치한 경우’에 해당하지 않으면 당연히 위 처분요건에도 해당하지 않는다고 볼 수 있는지 여부이다.</w:t>
+      </w:r>
     </w:p>
     <w:p>
       <w:pPr>
@@ -696,7 +707,7 @@
           <w:rFonts w:ascii="맑은 고딕" w:hAnsi="맑은 고딕" w:eastAsia="맑은 고딕" w:cs="맑은 고딕"/>
           <w:color w:val="000000"/>
         </w:rPr>
-        <w:t>3. 쟁점</w:t>
+        <w:t>4. 판단</w:t>
       </w:r>
     </w:p>
     <w:p>
@@ -707,17 +718,169 @@
       <w:r>
         <w:rPr>
           <w:rFonts w:ascii="맑은 고딕" w:hAnsi="맑은 고딕" w:eastAsia="맑은 고딕" w:cs="맑은 고딕"/>
+          <w:b/>
           <w:color w:val="000000"/>
           <w:u w:val="single"/>
         </w:rPr>
-        <w:t>이 사건의 쟁점은, 구 수질수생태계법이 정한 ‘고의 또는 중대한 과실로 폐수처리영업을 부실하게 한 경우’에 해당하는지 판단하는 기준과, 시행규칙이 정한 ‘폐수처리에 필요하지 아니한 배관을 설치한 경우’에 해당하지 않으면 당연히 위 처분요건에도 해당하지 않는다고 볼 수 있는지 여부이다.</w:t>
-      </w:r>
-    </w:p>
-    <w:p>
-      <w:pPr>
-        <w:autoSpaceDN w:val="0"/>
-        <w:autoSpaceDE w:val="0"/>
-      </w:pPr>
+        <w:t>① 원심의 판단 원심은 시행규칙 조항의 의미를 ‘설치 당시를 기준으로 폐수처리에 필요하지 아니한 배관을 설치한 경우’에 한정된다고 해석한 다음, 시행규칙 조항에 해당하지 않는 행위는 법률상 처분요건에도 해당할 수 없다는 전제에서, 추가된 처분사유는 당초 처분사유와 기본적 사실관계를 달리한다고 보아 영업정지처분이 위법하다고 판단하였다.</w:t>
+      </w:r>
+      <w:r>
+        <w:rPr>
+          <w:rFonts w:ascii="맑은 고딕" w:hAnsi="맑은 고딕" w:eastAsia="맑은 고딕" w:cs="맑은 고딕"/>
+          <w:color w:val="000000"/>
+        </w:rPr>
+        <w:br/>
+      </w:r>
+      <w:r>
+        <w:rPr>
+          <w:rFonts w:ascii="맑은 고딕" w:hAnsi="맑은 고딕" w:eastAsia="맑은 고딕" w:cs="맑은 고딕"/>
+          <w:color w:val="000000"/>
+        </w:rPr>
+        <w:br/>
+      </w:r>
+      <w:r>
+        <w:rPr>
+          <w:rFonts w:ascii="맑은 고딕" w:hAnsi="맑은 고딕" w:eastAsia="맑은 고딕" w:cs="맑은 고딕"/>
+          <w:color w:val="000000"/>
+        </w:rPr>
+        <w:t>② 대법원의 판단 그러나 원심의 판단은 다음과 같은 이유로 수긍하기 어렵다.</w:t>
+      </w:r>
+      <w:r>
+        <w:rPr>
+          <w:rFonts w:ascii="맑은 고딕" w:hAnsi="맑은 고딕" w:eastAsia="맑은 고딕" w:cs="맑은 고딕"/>
+          <w:color w:val="000000"/>
+        </w:rPr>
+        <w:br/>
+      </w:r>
+      <w:r>
+        <w:rPr>
+          <w:rFonts w:ascii="맑은 고딕" w:hAnsi="맑은 고딕" w:eastAsia="맑은 고딕" w:cs="맑은 고딕"/>
+          <w:color w:val="000000"/>
+        </w:rPr>
+        <w:br/>
+      </w:r>
+      <w:r>
+        <w:rPr>
+          <w:rFonts w:ascii="맑은 고딕" w:hAnsi="맑은 고딕" w:eastAsia="맑은 고딕" w:cs="맑은 고딕"/>
+          <w:b/>
+          <w:color w:val="000000"/>
+          <w:u w:val="single"/>
+        </w:rPr>
+        <w:t>③ 구 수질수생태계법 제64조 제2항은 폐수처리업자가 ‘고의 또는 중대한 과실로 폐수처리영업을 부실하게 한 경우’ 등록을 취소하거나 6개월 이내의 영업정지를 명할 수 있다고 규정하고, 제71조는 이 법 또는 이 법에 의한 명령을 위반한 행위에 대한 행정처분의 기준을 환경부령으로 정하도록 위임하고 있다.</w:t>
+      </w:r>
+      <w:r>
+        <w:rPr>
+          <w:rFonts w:ascii="맑은 고딕" w:hAnsi="맑은 고딕" w:eastAsia="맑은 고딕" w:cs="맑은 고딕"/>
+          <w:color w:val="000000"/>
+        </w:rPr>
+        <w:br/>
+      </w:r>
+      <w:r>
+        <w:rPr>
+          <w:rFonts w:ascii="맑은 고딕" w:hAnsi="맑은 고딕" w:eastAsia="맑은 고딕" w:cs="맑은 고딕"/>
+          <w:color w:val="000000"/>
+        </w:rPr>
+        <w:br/>
+      </w:r>
+      <w:r>
+        <w:rPr>
+          <w:rFonts w:ascii="맑은 고딕" w:hAnsi="맑은 고딕" w:eastAsia="맑은 고딕" w:cs="맑은 고딕"/>
+          <w:color w:val="000000"/>
+        </w:rPr>
+        <w:t>④ 이러한 규정의 입법 취지 및 문언 등에 비추어, 법이 환경부령에 위임한 것은 ‘위반한 행위에 대한 행정처분의 기준’일 뿐이고 이는 제재적 처분의 정도와 가중·감경 등에 관한 사항을 의미하는 것이지 처분의 요건까지를 위임한 것으로 볼 수 없다.</w:t>
+      </w:r>
+      <w:r>
+        <w:rPr>
+          <w:rFonts w:ascii="맑은 고딕" w:hAnsi="맑은 고딕" w:eastAsia="맑은 고딕" w:cs="맑은 고딕"/>
+          <w:color w:val="000000"/>
+        </w:rPr>
+        <w:br/>
+      </w:r>
+      <w:r>
+        <w:rPr>
+          <w:rFonts w:ascii="맑은 고딕" w:hAnsi="맑은 고딕" w:eastAsia="맑은 고딕" w:cs="맑은 고딕"/>
+          <w:color w:val="000000"/>
+        </w:rPr>
+        <w:br/>
+      </w:r>
+      <w:r>
+        <w:rPr>
+          <w:rFonts w:ascii="맑은 고딕" w:hAnsi="맑은 고딕" w:eastAsia="맑은 고딕" w:cs="맑은 고딕"/>
+          <w:b/>
+          <w:color w:val="000000"/>
+          <w:u w:val="single"/>
+        </w:rPr>
+        <w:t>⑤ 따라서 시행규칙 조항은 ‘고의 또는 중대한 과실로 폐수처리영업을 부실하게 한 경우’에 해당하는 하나의 유형인 ‘폐수처리에 필요하지 아니한 배관을 설치한 경우’에 대한 처분의 양정에 관한 사항만을 정한 것으로 보아야 한다.</w:t>
+      </w:r>
+      <w:r>
+        <w:rPr>
+          <w:rFonts w:ascii="맑은 고딕" w:hAnsi="맑은 고딕" w:eastAsia="맑은 고딕" w:cs="맑은 고딕"/>
+          <w:color w:val="000000"/>
+        </w:rPr>
+        <w:br/>
+      </w:r>
+      <w:r>
+        <w:rPr>
+          <w:rFonts w:ascii="맑은 고딕" w:hAnsi="맑은 고딕" w:eastAsia="맑은 고딕" w:cs="맑은 고딕"/>
+          <w:color w:val="000000"/>
+        </w:rPr>
+        <w:br/>
+      </w:r>
+      <w:r>
+        <w:rPr>
+          <w:rFonts w:ascii="맑은 고딕" w:hAnsi="맑은 고딕" w:eastAsia="맑은 고딕" w:cs="맑은 고딕"/>
+          <w:b/>
+          <w:color w:val="000000"/>
+          <w:u w:val="single"/>
+        </w:rPr>
+        <w:t>⑥ 그렇다면 어떠한 행위가 법이 정한 ‘고의 또는 중대한 과실로 폐수처리영업을 부실하게 한 경우’에 해당하는지는 행위자의 의도와 목적, 문제된 행위의 태양 및 이로 인하여 초래된 결과의 정도 등 제반사정을 종합적으로 고려하여 처분 요건을 정한 법률의 규정에 포섭되는지를 기준으로 판단하여야 한다.</w:t>
+      </w:r>
+      <w:r>
+        <w:rPr>
+          <w:rFonts w:ascii="맑은 고딕" w:hAnsi="맑은 고딕" w:eastAsia="맑은 고딕" w:cs="맑은 고딕"/>
+          <w:color w:val="000000"/>
+        </w:rPr>
+        <w:br/>
+      </w:r>
+      <w:r>
+        <w:rPr>
+          <w:rFonts w:ascii="맑은 고딕" w:hAnsi="맑은 고딕" w:eastAsia="맑은 고딕" w:cs="맑은 고딕"/>
+          <w:color w:val="000000"/>
+        </w:rPr>
+        <w:br/>
+      </w:r>
+      <w:r>
+        <w:rPr>
+          <w:rFonts w:ascii="맑은 고딕" w:hAnsi="맑은 고딕" w:eastAsia="맑은 고딕" w:cs="맑은 고딕"/>
+          <w:b/>
+          <w:color w:val="000000"/>
+          <w:u w:val="single"/>
+        </w:rPr>
+        <w:t>⑦ 원고는 위반행위 기간 중 정상적인 폐수처리에 필요하지 아니한 배관을 통해 폐수를 무단 배출하였고, 무단 배출할 수 있는 폐수의 양을 증가시킬 의도로 배출의 통로를 변경·확장까지 하였으므로, 원고의 행위는 위 처분요건에 해당한다고 볼 수 있다.</w:t>
+      </w:r>
+      <w:r>
+        <w:rPr>
+          <w:rFonts w:ascii="맑은 고딕" w:hAnsi="맑은 고딕" w:eastAsia="맑은 고딕" w:cs="맑은 고딕"/>
+          <w:color w:val="000000"/>
+        </w:rPr>
+        <w:br/>
+      </w:r>
+      <w:r>
+        <w:rPr>
+          <w:rFonts w:ascii="맑은 고딕" w:hAnsi="맑은 고딕" w:eastAsia="맑은 고딕" w:cs="맑은 고딕"/>
+          <w:color w:val="000000"/>
+        </w:rPr>
+        <w:br/>
+      </w:r>
+      <w:r>
+        <w:rPr>
+          <w:rFonts w:ascii="맑은 고딕" w:hAnsi="맑은 고딕" w:eastAsia="맑은 고딕" w:cs="맑은 고딕"/>
+          <w:b/>
+          <w:color w:val="000000"/>
+          <w:u w:val="single"/>
+        </w:rPr>
+        <w:t>⑧ 또한 추가된 처분사유 중 ‘새로 임시호스와 가지관을 설치하여’라는 부분은 당초 처분사유 중 ‘폐수처리에 필요하지 아니한 배관을 설치하여’라는 부분을 구체적으로 표시하는 것에 불과하여, 기본적 사실관계와 동일성이 없는 새로운 처분사유를 추가하는 것이라고 할 수 없다.</w:t>
+      </w:r>
     </w:p>
     <w:p>
       <w:pPr>
@@ -737,7 +900,7 @@
           <w:rFonts w:ascii="맑은 고딕" w:hAnsi="맑은 고딕" w:eastAsia="맑은 고딕" w:cs="맑은 고딕"/>
           <w:color w:val="000000"/>
         </w:rPr>
-        <w:t>4. 판단</w:t>
+        <w:t>5. 판결요지</w:t>
       </w:r>
     </w:p>
     <w:p>
@@ -748,239 +911,34 @@
       <w:r>
         <w:rPr>
           <w:rFonts w:ascii="맑은 고딕" w:hAnsi="맑은 고딕" w:eastAsia="맑은 고딕" w:cs="맑은 고딕"/>
+          <w:color w:val="000000"/>
+          <w:u w:val="single"/>
+        </w:rPr>
+        <w:t>① 구 수질 및 수생태계 보전에 관한 법률 제71조가 환경부령에 위임한 것은 ‘위 법 또는 위 법에 의한 명령을 위반한 행위에 대한 행정처분의 기준’일 뿐이고, 이는 규정의 문언상 구 수질수생태계법 위반행위에 대한 제재적 처분의 정도와 가중·감경 등에 관한 사항을 의미하는 것이지 처분의 요건까지를 위임한 것으로 볼 수 없다.</w:t>
+      </w:r>
+      <w:r>
+        <w:rPr>
+          <w:rFonts w:ascii="맑은 고딕" w:hAnsi="맑은 고딕" w:eastAsia="맑은 고딕" w:cs="맑은 고딕"/>
+          <w:color w:val="000000"/>
+        </w:rPr>
+        <w:br/>
+      </w:r>
+      <w:r>
+        <w:rPr>
+          <w:rFonts w:ascii="맑은 고딕" w:hAnsi="맑은 고딕" w:eastAsia="맑은 고딕" w:cs="맑은 고딕"/>
+          <w:color w:val="000000"/>
+        </w:rPr>
+        <w:br/>
+      </w:r>
+      <w:r>
+        <w:rPr>
+          <w:rFonts w:ascii="맑은 고딕" w:hAnsi="맑은 고딕" w:eastAsia="맑은 고딕" w:cs="맑은 고딕"/>
           <w:b/>
           <w:color w:val="000000"/>
           <w:u w:val="single"/>
         </w:rPr>
-        <w:t>① 원심의 판단 원심은 시행규칙 조항의 의미를 ‘설치 당시를 기준으로 폐수처리에 필요하지 아니한 배관을 설치한 경우’에 한정된다고 해석한 다음, 시행규칙 조항에 해당하지 않는 행위는 법률상 처분요건에도 해당할 수 없다는 전제에서, 추가된 처분사유는 당초 처분사유와 기본적 사실관계를 달리한다고 보아 영업정지처분이 위법하다고 판단하였다.</w:t>
-      </w:r>
-      <w:r>
-        <w:rPr>
-          <w:rFonts w:ascii="맑은 고딕" w:hAnsi="맑은 고딕" w:eastAsia="맑은 고딕" w:cs="맑은 고딕"/>
-          <w:color w:val="000000"/>
-        </w:rPr>
-        <w:br/>
-      </w:r>
-      <w:r>
-        <w:rPr>
-          <w:rFonts w:ascii="맑은 고딕" w:hAnsi="맑은 고딕" w:eastAsia="맑은 고딕" w:cs="맑은 고딕"/>
-          <w:color w:val="000000"/>
-        </w:rPr>
-        <w:br/>
-      </w:r>
-      <w:r>
-        <w:rPr>
-          <w:rFonts w:ascii="맑은 고딕" w:hAnsi="맑은 고딕" w:eastAsia="맑은 고딕" w:cs="맑은 고딕"/>
-          <w:color w:val="000000"/>
-        </w:rPr>
-        <w:t>② 대법원의 판단 그러나 원심의 판단은 다음과 같은 이유로 수긍하기 어렵다.</w:t>
-      </w:r>
-      <w:r>
-        <w:rPr>
-          <w:rFonts w:ascii="맑은 고딕" w:hAnsi="맑은 고딕" w:eastAsia="맑은 고딕" w:cs="맑은 고딕"/>
-          <w:color w:val="000000"/>
-        </w:rPr>
-        <w:br/>
-      </w:r>
-      <w:r>
-        <w:rPr>
-          <w:rFonts w:ascii="맑은 고딕" w:hAnsi="맑은 고딕" w:eastAsia="맑은 고딕" w:cs="맑은 고딕"/>
-          <w:color w:val="000000"/>
-        </w:rPr>
-        <w:br/>
-      </w:r>
-      <w:r>
-        <w:rPr>
-          <w:rFonts w:ascii="맑은 고딕" w:hAnsi="맑은 고딕" w:eastAsia="맑은 고딕" w:cs="맑은 고딕"/>
-          <w:b/>
-          <w:color w:val="000000"/>
-          <w:u w:val="single"/>
-        </w:rPr>
-        <w:t>③ 구 수질수생태계법 제64조 제2항은 폐수처리업자가 ‘고의 또는 중대한 과실로 폐수처리영업을 부실하게 한 경우’ 등록을 취소하거나 6개월 이내의 영업정지를 명할 수 있다고 규정하고, 제71조는 이 법 또는 이 법에 의한 명령을 위반한 행위에 대한 행정처분의 기준을 환경부령으로 정하도록 위임하고 있다.</w:t>
-      </w:r>
-      <w:r>
-        <w:rPr>
-          <w:rFonts w:ascii="맑은 고딕" w:hAnsi="맑은 고딕" w:eastAsia="맑은 고딕" w:cs="맑은 고딕"/>
-          <w:color w:val="000000"/>
-        </w:rPr>
-        <w:br/>
-      </w:r>
-      <w:r>
-        <w:rPr>
-          <w:rFonts w:ascii="맑은 고딕" w:hAnsi="맑은 고딕" w:eastAsia="맑은 고딕" w:cs="맑은 고딕"/>
-          <w:color w:val="000000"/>
-        </w:rPr>
-        <w:br/>
-      </w:r>
-      <w:r>
-        <w:rPr>
-          <w:rFonts w:ascii="맑은 고딕" w:hAnsi="맑은 고딕" w:eastAsia="맑은 고딕" w:cs="맑은 고딕"/>
-          <w:color w:val="000000"/>
-        </w:rPr>
-        <w:t>④ 이러한 규정의 입법 취지 및 문언 등에 비추어, 법이 환경부령에 위임한 것은 ‘위반한 행위에 대한 행정처분의 기준’일 뿐이고 이는 제재적 처분의 정도와 가중·감경 등에 관한 사항을 의미하는 것이지 처분의 요건까지를 위임한 것으로 볼 수 없다.</w:t>
-      </w:r>
-      <w:r>
-        <w:rPr>
-          <w:rFonts w:ascii="맑은 고딕" w:hAnsi="맑은 고딕" w:eastAsia="맑은 고딕" w:cs="맑은 고딕"/>
-          <w:color w:val="000000"/>
-        </w:rPr>
-        <w:br/>
-      </w:r>
-      <w:r>
-        <w:rPr>
-          <w:rFonts w:ascii="맑은 고딕" w:hAnsi="맑은 고딕" w:eastAsia="맑은 고딕" w:cs="맑은 고딕"/>
-          <w:color w:val="000000"/>
-        </w:rPr>
-        <w:br/>
-      </w:r>
-      <w:r>
-        <w:rPr>
-          <w:rFonts w:ascii="맑은 고딕" w:hAnsi="맑은 고딕" w:eastAsia="맑은 고딕" w:cs="맑은 고딕"/>
-          <w:b/>
-          <w:color w:val="000000"/>
-          <w:u w:val="single"/>
-        </w:rPr>
-        <w:t>⑤ 따라서 시행규칙 조항은 ‘고의 또는 중대한 과실로 폐수처리영업을 부실하게 한 경우’에 해당하는 하나의 유형인 ‘폐수처리에 필요하지 아니한 배관을 설치한 경우’에 대한 처분의 양정에 관한 사항만을 정한 것으로 보아야 한다.</w:t>
-      </w:r>
-      <w:r>
-        <w:rPr>
-          <w:rFonts w:ascii="맑은 고딕" w:hAnsi="맑은 고딕" w:eastAsia="맑은 고딕" w:cs="맑은 고딕"/>
-          <w:color w:val="000000"/>
-        </w:rPr>
-        <w:br/>
-      </w:r>
-      <w:r>
-        <w:rPr>
-          <w:rFonts w:ascii="맑은 고딕" w:hAnsi="맑은 고딕" w:eastAsia="맑은 고딕" w:cs="맑은 고딕"/>
-          <w:color w:val="000000"/>
-        </w:rPr>
-        <w:br/>
-      </w:r>
-      <w:r>
-        <w:rPr>
-          <w:rFonts w:ascii="맑은 고딕" w:hAnsi="맑은 고딕" w:eastAsia="맑은 고딕" w:cs="맑은 고딕"/>
-          <w:b/>
-          <w:color w:val="000000"/>
-          <w:u w:val="single"/>
-        </w:rPr>
-        <w:t>⑥ 그렇다면 어떠한 행위가 법이 정한 ‘고의 또는 중대한 과실로 폐수처리영업을 부실하게 한 경우’에 해당하는지는 행위자의 의도와 목적, 문제된 행위의 태양 및 이로 인하여 초래된 결과의 정도 등 제반사정을 종합적으로 고려하여 처분 요건을 정한 법률의 규정에 포섭되는지를 기준으로 판단하여야 한다.</w:t>
-      </w:r>
-      <w:r>
-        <w:rPr>
-          <w:rFonts w:ascii="맑은 고딕" w:hAnsi="맑은 고딕" w:eastAsia="맑은 고딕" w:cs="맑은 고딕"/>
-          <w:color w:val="000000"/>
-        </w:rPr>
-        <w:br/>
-      </w:r>
-      <w:r>
-        <w:rPr>
-          <w:rFonts w:ascii="맑은 고딕" w:hAnsi="맑은 고딕" w:eastAsia="맑은 고딕" w:cs="맑은 고딕"/>
-          <w:color w:val="000000"/>
-        </w:rPr>
-        <w:br/>
-      </w:r>
-      <w:r>
-        <w:rPr>
-          <w:rFonts w:ascii="맑은 고딕" w:hAnsi="맑은 고딕" w:eastAsia="맑은 고딕" w:cs="맑은 고딕"/>
-          <w:b/>
-          <w:color w:val="000000"/>
-          <w:u w:val="single"/>
-        </w:rPr>
-        <w:t>⑦ 원고는 위반행위 기간 중 정상적인 폐수처리에 필요하지 아니한 배관을 통해 폐수를 무단 배출하였고, 무단 배출할 수 있는 폐수의 양을 증가시킬 의도로 배출의 통로를 변경·확장까지 하였으므로, 원고의 행위는 위 처분요건에 해당한다고 볼 수 있다.</w:t>
-      </w:r>
-      <w:r>
-        <w:rPr>
-          <w:rFonts w:ascii="맑은 고딕" w:hAnsi="맑은 고딕" w:eastAsia="맑은 고딕" w:cs="맑은 고딕"/>
-          <w:color w:val="000000"/>
-        </w:rPr>
-        <w:br/>
-      </w:r>
-      <w:r>
-        <w:rPr>
-          <w:rFonts w:ascii="맑은 고딕" w:hAnsi="맑은 고딕" w:eastAsia="맑은 고딕" w:cs="맑은 고딕"/>
-          <w:color w:val="000000"/>
-        </w:rPr>
-        <w:br/>
-      </w:r>
-      <w:r>
-        <w:rPr>
-          <w:rFonts w:ascii="맑은 고딕" w:hAnsi="맑은 고딕" w:eastAsia="맑은 고딕" w:cs="맑은 고딕"/>
-          <w:b/>
-          <w:color w:val="000000"/>
-          <w:u w:val="single"/>
-        </w:rPr>
-        <w:t>⑧ 또한 추가된 처분사유 중 ‘새로 임시호스와 가지관을 설치하여’라는 부분은 당초 처분사유 중 ‘폐수처리에 필요하지 아니한 배관을 설치하여’라는 부분을 구체적으로 표시하는 것에 불과하여, 기본적 사실관계와 동일성이 없는 새로운 처분사유를 추가하는 것이라고 할 수 없다.</w:t>
-      </w:r>
-    </w:p>
-    <w:p>
-      <w:pPr>
-        <w:autoSpaceDN w:val="0"/>
-        <w:autoSpaceDE w:val="0"/>
-      </w:pPr>
-    </w:p>
-    <w:p>
-      <w:pPr>
-        <w:autoSpaceDN w:val="0"/>
-        <w:autoSpaceDE w:val="0"/>
-      </w:pPr>
-    </w:p>
-    <w:p>
-      <w:pPr>
-        <w:autoSpaceDN w:val="0"/>
-        <w:autoSpaceDE w:val="0"/>
-        <w:pStyle w:val="2"/>
-        <w:spacing w:before="80"/>
-      </w:pPr>
-      <w:r>
-        <w:rPr>
-          <w:rFonts w:ascii="맑은 고딕" w:hAnsi="맑은 고딕" w:eastAsia="맑은 고딕" w:cs="맑은 고딕"/>
-          <w:color w:val="000000"/>
-        </w:rPr>
-        <w:t>5. 판결요지</w:t>
-      </w:r>
-    </w:p>
-    <w:p>
-      <w:pPr>
-        <w:autoSpaceDN w:val="0"/>
-        <w:autoSpaceDE w:val="0"/>
-      </w:pPr>
-      <w:r>
-        <w:rPr>
-          <w:rFonts w:ascii="맑은 고딕" w:hAnsi="맑은 고딕" w:eastAsia="맑은 고딕" w:cs="맑은 고딕"/>
-          <w:color w:val="000000"/>
-          <w:u w:val="single"/>
-        </w:rPr>
-        <w:t>① 구 수질 및 수생태계 보전에 관한 법률 제71조가 환경부령에 위임한 것은 ‘위 법 또는 위 법에 의한 명령을 위반한 행위에 대한 행정처분의 기준’일 뿐이고, 이는 규정의 문언상 구 수질수생태계법 위반행위에 대한 제재적 처분의 정도와 가중·감경 등에 관한 사항을 의미하는 것이지 처분의 요건까지를 위임한 것으로 볼 수 없다.</w:t>
-      </w:r>
-      <w:r>
-        <w:rPr>
-          <w:rFonts w:ascii="맑은 고딕" w:hAnsi="맑은 고딕" w:eastAsia="맑은 고딕" w:cs="맑은 고딕"/>
-          <w:color w:val="000000"/>
-        </w:rPr>
-        <w:br/>
-      </w:r>
-      <w:r>
-        <w:rPr>
-          <w:rFonts w:ascii="맑은 고딕" w:hAnsi="맑은 고딕" w:eastAsia="맑은 고딕" w:cs="맑은 고딕"/>
-          <w:color w:val="000000"/>
-        </w:rPr>
-        <w:br/>
-      </w:r>
-      <w:r>
-        <w:rPr>
-          <w:rFonts w:ascii="맑은 고딕" w:hAnsi="맑은 고딕" w:eastAsia="맑은 고딕" w:cs="맑은 고딕"/>
-          <w:b/>
-          <w:color w:val="000000"/>
-          <w:u w:val="single"/>
-        </w:rPr>
         <w:t>② 따라서 시행규칙 조항은 ‘고의 또는 중대한 과실로 폐수처리영업을 부실하게 한 경우’에 해당하는 하나의 유형인 ‘폐수처리에 필요하지 아니한 배관을 설치한 경우’에 대한 처분의 양정에 관한 사항만을 정한 것으로 보아야 한다. 그렇다면 어떠한 행위가 위 처분요건에 해당하는지는 행위자의 의도와 목적, 문제된 행위의 태양 및 이로 인하여 초래된 결과의 정도 등 제반사정을 종합적으로 고려하여 처분 요건을 정한 법률의 규정에 포섭되는지를 기준으로 판단하여야 하고, 시행규칙 조항에 해당하지 아니한다고 하여 당연히 ‘고의 또는 중대한 과실로 폐수처리영업을 부실하게 한 경우’에 해당하지 않는다고 볼 수는 없다.</w:t>
       </w:r>
-    </w:p>
-    <w:p>
-      <w:pPr>
-        <w:autoSpaceDN w:val="0"/>
-        <w:autoSpaceDE w:val="0"/>
-      </w:pPr>
     </w:p>
     <w:p>
       <w:pPr>
